--- a/src/OpenXmlHtml.Tests/WordConvertToDocxTests.SemanticElements.DotNet.verified.docx
+++ b/src/OpenXmlHtml.Tests/WordConvertToDocxTests.SemanticElements.DotNet.verified.docx
@@ -3,6 +3,9 @@
 <w:document xmlns:w="http://schemas.openxmlformats.org/wordprocessingml/2006/main">
   <w:body>
     <w:p>
+      <w:pPr>
+        <w:pStyle w:val="Heading1"/>
+      </w:pPr>
       <w:r>
         <w:rPr>
           <w:b/>

--- a/src/OpenXmlHtml.Tests/WordConvertToDocxTests.SemanticElements.DotNet.verified.docx
+++ b/src/OpenXmlHtml.Tests/WordConvertToDocxTests.SemanticElements.DotNet.verified.docx
@@ -21,6 +21,12 @@
         <w:t xml:space="preserve">HTML</w:t>
       </w:r>
       <w:r>
+        <w:rPr>
+          <w:vertAlign w:val="superscript"/>
+        </w:rPr>
+        <w:footnoteReference w:id="1"/>
+      </w:r>
+      <w:r>
         <w:t xml:space="preserve">.</w:t>
       </w:r>
     </w:p>
@@ -39,4 +45,36 @@
     </w:p>
   </w:body>
 </w:document>
+</file>
+
+<file path=word/footnotes.xml><?xml version="1.0" encoding="utf-8"?>
+<w:footnotes xmlns:w="http://schemas.openxmlformats.org/wordprocessingml/2006/main">
+  <w:footnote w:type="separator" w:id="-1">
+    <w:p>
+      <w:r>
+        <w:separator/>
+      </w:r>
+    </w:p>
+  </w:footnote>
+  <w:footnote w:type="continuationSeparator" w:id="0">
+    <w:p>
+      <w:r>
+        <w:continuationSeparator/>
+      </w:r>
+    </w:p>
+  </w:footnote>
+  <w:footnote w:id="1">
+    <w:p>
+      <w:r>
+        <w:rPr>
+          <w:vertAlign w:val="superscript"/>
+        </w:rPr>
+        <w:footnoteRef/>
+      </w:r>
+      <w:r>
+        <w:t xml:space="preserve"> HyperText Markup Language</w:t>
+      </w:r>
+    </w:p>
+  </w:footnote>
+</w:footnotes>
 </file>
--- a/src/OpenXmlHtml.Tests/WordConvertToDocxTests.SemanticElements.DotNet.verified.docx
+++ b/src/OpenXmlHtml.Tests/WordConvertToDocxTests.SemanticElements.DotNet.verified.docx
@@ -43,6 +43,10 @@
         <w:t xml:space="preserve">Copyright 2024</w:t>
       </w:r>
     </w:p>
+    <w:sectPr>
+      <w:pgSz w:w="11906" w:h="16838"/>
+      <w:pgMar w:top="1440" w:right="1440" w:bottom="1440" w:left="1440" w:header="720" w:footer="720" w:gutter="0"/>
+    </w:sectPr>
   </w:body>
 </w:document>
 </file>
